--- a/incapacity-drafting/references/HCP_v1.1.docx
+++ b/incapacity-drafting/references/HCP_v1.1.docx
@@ -770,7 +770,7 @@
         <w:keepLines/>
       </w:pPr>
       <w:r>
-        <w:t xml:space="preserve">I sign this Health Care Proxy on this ____ day of __________, 20___, in the presence of two witnesses, neither of whom is my Health Care Agent or Alternate Health Care Agent.   </w:t>
+        <w:t xml:space="preserve">I sign this Health Care Proxy on this [Ordinal_DocDate], in the presence of two witnesses, neither of whom is my Health Care Agent or Alternate Health Care Agent.   </w:t>
       </w:r>
     </w:p>
     <w:p>
